--- a/DOC/Exemplos_Python.docx
+++ b/DOC/Exemplos_Python.docx
@@ -3706,91 +3706,6 @@
               <w:rPr>
                 <w:rFonts w:ascii="Courier New" w:hAnsi="Courier New" w:cs="Courier New"/>
               </w:rPr>
-              <w:t>def divisores(n):</w:t>
-            </w:r>
-          </w:p>
-          <w:p>
-            <w:pPr>
-              <w:rPr>
-                <w:rFonts w:ascii="Courier New" w:hAnsi="Courier New" w:cs="Courier New"/>
-              </w:rPr>
-            </w:pPr>
-            <w:r>
-              <w:rPr>
-                <w:rFonts w:ascii="Courier New" w:hAnsi="Courier New" w:cs="Courier New"/>
-              </w:rPr>
-              <w:t>    div = []</w:t>
-            </w:r>
-          </w:p>
-          <w:p>
-            <w:pPr>
-              <w:rPr>
-                <w:rFonts w:ascii="Courier New" w:hAnsi="Courier New" w:cs="Courier New"/>
-              </w:rPr>
-            </w:pPr>
-            <w:r>
-              <w:rPr>
-                <w:rFonts w:ascii="Courier New" w:hAnsi="Courier New" w:cs="Courier New"/>
-              </w:rPr>
-              <w:t>    for i in range(1, n+1):</w:t>
-            </w:r>
-          </w:p>
-          <w:p>
-            <w:pPr>
-              <w:rPr>
-                <w:rFonts w:ascii="Courier New" w:hAnsi="Courier New" w:cs="Courier New"/>
-              </w:rPr>
-            </w:pPr>
-            <w:r>
-              <w:rPr>
-                <w:rFonts w:ascii="Courier New" w:hAnsi="Courier New" w:cs="Courier New"/>
-              </w:rPr>
-              <w:t>        if ((n % i) == 0):</w:t>
-            </w:r>
-          </w:p>
-          <w:p>
-            <w:pPr>
-              <w:rPr>
-                <w:rFonts w:ascii="Courier New" w:hAnsi="Courier New" w:cs="Courier New"/>
-              </w:rPr>
-            </w:pPr>
-            <w:r>
-              <w:rPr>
-                <w:rFonts w:ascii="Courier New" w:hAnsi="Courier New" w:cs="Courier New"/>
-              </w:rPr>
-              <w:t>            div.append(i)</w:t>
-            </w:r>
-          </w:p>
-          <w:p>
-            <w:pPr>
-              <w:rPr>
-                <w:rFonts w:ascii="Courier New" w:hAnsi="Courier New" w:cs="Courier New"/>
-              </w:rPr>
-            </w:pPr>
-            <w:r>
-              <w:rPr>
-                <w:rFonts w:ascii="Courier New" w:hAnsi="Courier New" w:cs="Courier New"/>
-              </w:rPr>
-              <w:t>    return(div)</w:t>
-            </w:r>
-          </w:p>
-          <w:p>
-            <w:pPr>
-              <w:rPr>
-                <w:rFonts w:ascii="Courier New" w:hAnsi="Courier New" w:cs="Courier New"/>
-              </w:rPr>
-            </w:pPr>
-          </w:p>
-          <w:p>
-            <w:pPr>
-              <w:rPr>
-                <w:rFonts w:ascii="Courier New" w:hAnsi="Courier New" w:cs="Courier New"/>
-              </w:rPr>
-            </w:pPr>
-            <w:r>
-              <w:rPr>
-                <w:rFonts w:ascii="Courier New" w:hAnsi="Courier New" w:cs="Courier New"/>
-              </w:rPr>
               <w:t>def toString(a, b):</w:t>
             </w:r>
           </w:p>
@@ -4009,7 +3924,7 @@
                 <w:bCs/>
                 <w:u w:val="single"/>
               </w:rPr>
-              <w:t>10</w:t>
+              <w:t>9</w:t>
             </w:r>
             <w:r>
               <w:rPr>
@@ -4235,7 +4150,7 @@
                 <w:bCs/>
                 <w:u w:val="single"/>
               </w:rPr>
-              <w:t>1</w:t>
+              <w:t>0</w:t>
             </w:r>
             <w:r>
               <w:rPr>
@@ -4422,7 +4337,31 @@
               <w:rPr>
                 <w:rFonts w:ascii="Courier New" w:hAnsi="Courier New" w:cs="Courier New"/>
               </w:rPr>
-              <w:t>    no_Jogo = []</w:t>
+              <w:t>    no</w:t>
+            </w:r>
+            <w:r>
+              <w:rPr>
+                <w:rFonts w:ascii="Courier New" w:hAnsi="Courier New" w:cs="Courier New"/>
+              </w:rPr>
+              <w:t>s</w:t>
+            </w:r>
+            <w:r>
+              <w:rPr>
+                <w:rFonts w:ascii="Courier New" w:hAnsi="Courier New" w:cs="Courier New"/>
+              </w:rPr>
+              <w:t>_Jogo</w:t>
+            </w:r>
+            <w:r>
+              <w:rPr>
+                <w:rFonts w:ascii="Courier New" w:hAnsi="Courier New" w:cs="Courier New"/>
+              </w:rPr>
+              <w:t>s</w:t>
+            </w:r>
+            <w:r>
+              <w:rPr>
+                <w:rFonts w:ascii="Courier New" w:hAnsi="Courier New" w:cs="Courier New"/>
+              </w:rPr>
+              <w:t xml:space="preserve"> = []</w:t>
             </w:r>
           </w:p>
           <w:p>
@@ -4500,20 +4439,68 @@
               <w:rPr>
                 <w:rFonts w:ascii="Courier New" w:hAnsi="Courier New" w:cs="Courier New"/>
               </w:rPr>
-              <w:t>            if (nro not in no_Jogo):</w:t>
-            </w:r>
-          </w:p>
-          <w:p>
-            <w:pPr>
-              <w:rPr>
-                <w:rFonts w:ascii="Courier New" w:hAnsi="Courier New" w:cs="Courier New"/>
-              </w:rPr>
-            </w:pPr>
-            <w:r>
-              <w:rPr>
-                <w:rFonts w:ascii="Courier New" w:hAnsi="Courier New" w:cs="Courier New"/>
-              </w:rPr>
-              <w:t>                no_Jogo.append(nro)</w:t>
+              <w:t>            if (nro not in no</w:t>
+            </w:r>
+            <w:r>
+              <w:rPr>
+                <w:rFonts w:ascii="Courier New" w:hAnsi="Courier New" w:cs="Courier New"/>
+              </w:rPr>
+              <w:t>s</w:t>
+            </w:r>
+            <w:r>
+              <w:rPr>
+                <w:rFonts w:ascii="Courier New" w:hAnsi="Courier New" w:cs="Courier New"/>
+              </w:rPr>
+              <w:t>_Jogo</w:t>
+            </w:r>
+            <w:r>
+              <w:rPr>
+                <w:rFonts w:ascii="Courier New" w:hAnsi="Courier New" w:cs="Courier New"/>
+              </w:rPr>
+              <w:t>s</w:t>
+            </w:r>
+            <w:r>
+              <w:rPr>
+                <w:rFonts w:ascii="Courier New" w:hAnsi="Courier New" w:cs="Courier New"/>
+              </w:rPr>
+              <w:t>):</w:t>
+            </w:r>
+          </w:p>
+          <w:p>
+            <w:pPr>
+              <w:rPr>
+                <w:rFonts w:ascii="Courier New" w:hAnsi="Courier New" w:cs="Courier New"/>
+              </w:rPr>
+            </w:pPr>
+            <w:r>
+              <w:rPr>
+                <w:rFonts w:ascii="Courier New" w:hAnsi="Courier New" w:cs="Courier New"/>
+              </w:rPr>
+              <w:t>                no</w:t>
+            </w:r>
+            <w:r>
+              <w:rPr>
+                <w:rFonts w:ascii="Courier New" w:hAnsi="Courier New" w:cs="Courier New"/>
+              </w:rPr>
+              <w:t>s</w:t>
+            </w:r>
+            <w:r>
+              <w:rPr>
+                <w:rFonts w:ascii="Courier New" w:hAnsi="Courier New" w:cs="Courier New"/>
+              </w:rPr>
+              <w:t>_Jogo</w:t>
+            </w:r>
+            <w:r>
+              <w:rPr>
+                <w:rFonts w:ascii="Courier New" w:hAnsi="Courier New" w:cs="Courier New"/>
+              </w:rPr>
+              <w:t>s</w:t>
+            </w:r>
+            <w:r>
+              <w:rPr>
+                <w:rFonts w:ascii="Courier New" w:hAnsi="Courier New" w:cs="Courier New"/>
+              </w:rPr>
+              <w:t>.append(nro)</w:t>
             </w:r>
           </w:p>
           <w:p>
@@ -5227,15 +5214,7 @@
                 <w:bCs/>
                 <w:u w:val="single"/>
               </w:rPr>
-              <w:t>1</w:t>
-            </w:r>
-            <w:r>
-              <w:rPr>
-                <w:b/>
-                <w:bCs/>
-                <w:u w:val="single"/>
-              </w:rPr>
-              <w:t>2</w:t>
+              <w:t>11</w:t>
             </w:r>
             <w:r>
               <w:rPr>
@@ -5486,7 +5465,7 @@
                 <w:bCs/>
                 <w:u w:val="single"/>
               </w:rPr>
-              <w:t>3</w:t>
+              <w:t>2</w:t>
             </w:r>
             <w:r>
               <w:rPr>
@@ -5708,7 +5687,7 @@
                 <w:bCs/>
                 <w:u w:val="single"/>
               </w:rPr>
-              <w:t>4</w:t>
+              <w:t>3</w:t>
             </w:r>
             <w:r>
               <w:rPr>
@@ -6032,7 +6011,7 @@
                 <w:bCs/>
                 <w:u w:val="single"/>
               </w:rPr>
-              <w:t>5</w:t>
+              <w:t>4</w:t>
             </w:r>
             <w:r>
               <w:rPr>
@@ -6336,7 +6315,7 @@
                 <w:bCs/>
                 <w:u w:val="single"/>
               </w:rPr>
-              <w:t>6</w:t>
+              <w:t>5</w:t>
             </w:r>
             <w:r>
               <w:rPr>
